--- a/e1/speaking-listening/docs/task3-describe-the-photo-model-scripts.docx
+++ b/e1/speaking-listening/docs/task3-describe-the-photo-model-scripts.docx
@@ -5,6 +5,8 @@
     <w:p>
       <w:pPr>
         <w:pStyle w:val="FirstParagraph"/>
+        <w:keepNext/>
+        <w:spacing w:before="0" w:after="60" w:line="240" w:lineRule="auto"/>
       </w:pPr>
       <w:r>
         <w:drawing>
@@ -53,6 +55,8 @@
     <w:p>
       <w:pPr>
         <w:pStyle w:val="Heading1"/>
+        <w:keepNext/>
+        <w:spacing w:before="120" w:after="40" w:line="240" w:lineRule="auto"/>
       </w:pPr>
       <w:r>
         <w:t xml:space="preserve">Describe the Photo: E1 and E2 Model Scripts</w:t>
@@ -61,6 +65,8 @@
     <w:p>
       <w:pPr>
         <w:pStyle w:val="FirstParagraph"/>
+        <w:keepNext/>
+        <w:spacing w:before="0" w:after="60" w:line="240" w:lineRule="auto"/>
       </w:pPr>
       <w:r>
         <w:t xml:space="preserve">Oct 12, 2026 ·</w:t>
@@ -75,6 +81,8 @@
     <w:p>
       <w:pPr>
         <w:pStyle w:val="BodyText"/>
+        <w:keepNext/>
+        <w:spacing w:before="0" w:after="60" w:line="240" w:lineRule="auto"/>
       </w:pPr>
       <w:r>
         <w:t xml:space="preserve">Model answers for Task 3 of the ESB Speaking and Listening exam. In each script, every question picks up a word from the line just before it, so a cut-up version only fits together one way.</w:t>
@@ -84,6 +92,8 @@
     <w:p>
       <w:pPr>
         <w:pStyle w:val="Heading2"/>
+        <w:keepNext/>
+        <w:spacing w:before="840" w:after="40" w:line="240" w:lineRule="auto"/>
       </w:pPr>
       <w:r>
         <w:t xml:space="preserve">Entry 1 script</w:t>
@@ -92,6 +102,8 @@
     <w:p>
       <w:pPr>
         <w:pStyle w:val="FirstParagraph"/>
+        <w:keepNext/>
+        <w:spacing w:before="0" w:after="60" w:line="240" w:lineRule="auto"/>
       </w:pPr>
       <w:r>
         <w:t xml:space="preserve">E1 Task 3 (4 minutes): the examiner gives each learner one photo. The learner describes it, then answers questions about their opinion.</w:t>
@@ -100,6 +112,8 @@
     <w:p>
       <w:pPr>
         <w:pStyle w:val="BodyText"/>
+        <w:keepNext/>
+        <w:spacing w:before="0" w:after="60" w:line="240" w:lineRule="auto"/>
       </w:pPr>
       <w:r>
         <w:rPr>
@@ -117,11 +131,13 @@
     </w:p>
     <w:p>
       <w:pPr>
+        <w:keepNext/>
         <w:numPr>
           <w:ilvl w:val="0"/>
           <w:numId w:val="1001"/>
         </w:numPr>
         <w:pStyle w:val="Compact"/>
+        <w:spacing w:before="0" w:after="60" w:line="240" w:lineRule="auto"/>
       </w:pPr>
       <w:r>
         <w:rPr>
@@ -139,11 +155,13 @@
     </w:p>
     <w:p>
       <w:pPr>
+        <w:keepNext/>
         <w:numPr>
           <w:ilvl w:val="0"/>
           <w:numId w:val="1001"/>
         </w:numPr>
         <w:pStyle w:val="Compact"/>
+        <w:spacing w:before="0" w:after="60" w:line="240" w:lineRule="auto"/>
       </w:pPr>
       <w:r>
         <w:rPr>
@@ -161,11 +179,13 @@
     </w:p>
     <w:p>
       <w:pPr>
+        <w:keepNext/>
         <w:numPr>
           <w:ilvl w:val="0"/>
           <w:numId w:val="1001"/>
         </w:numPr>
         <w:pStyle w:val="Compact"/>
+        <w:spacing w:before="0" w:after="60" w:line="240" w:lineRule="auto"/>
       </w:pPr>
       <w:r>
         <w:rPr>
@@ -183,11 +203,13 @@
     </w:p>
     <w:p>
       <w:pPr>
+        <w:keepNext/>
         <w:numPr>
           <w:ilvl w:val="0"/>
           <w:numId w:val="1001"/>
         </w:numPr>
         <w:pStyle w:val="Compact"/>
+        <w:spacing w:before="0" w:after="60" w:line="240" w:lineRule="auto"/>
       </w:pPr>
       <w:r>
         <w:rPr>
@@ -205,11 +227,13 @@
     </w:p>
     <w:p>
       <w:pPr>
+        <w:keepNext/>
         <w:numPr>
           <w:ilvl w:val="0"/>
           <w:numId w:val="1001"/>
         </w:numPr>
         <w:pStyle w:val="Compact"/>
+        <w:spacing w:before="0" w:after="60" w:line="240" w:lineRule="auto"/>
       </w:pPr>
       <w:r>
         <w:rPr>
@@ -227,11 +251,13 @@
     </w:p>
     <w:p>
       <w:pPr>
+        <w:keepNext/>
         <w:numPr>
           <w:ilvl w:val="0"/>
           <w:numId w:val="1001"/>
         </w:numPr>
         <w:pStyle w:val="Compact"/>
+        <w:spacing w:before="0" w:after="60" w:line="240" w:lineRule="auto"/>
       </w:pPr>
       <w:r>
         <w:rPr>
@@ -249,11 +275,13 @@
     </w:p>
     <w:p>
       <w:pPr>
+        <w:keepNext/>
         <w:numPr>
           <w:ilvl w:val="0"/>
           <w:numId w:val="1001"/>
         </w:numPr>
         <w:pStyle w:val="Compact"/>
+        <w:spacing w:before="0" w:after="60" w:line="240" w:lineRule="auto"/>
       </w:pPr>
       <w:r>
         <w:rPr>
@@ -271,11 +299,13 @@
     </w:p>
     <w:p>
       <w:pPr>
+        <w:keepNext/>
         <w:numPr>
           <w:ilvl w:val="0"/>
           <w:numId w:val="1001"/>
         </w:numPr>
         <w:pStyle w:val="Compact"/>
+        <w:spacing w:before="0" w:after="60" w:line="240" w:lineRule="auto"/>
       </w:pPr>
       <w:r>
         <w:rPr>
@@ -293,11 +323,13 @@
     </w:p>
     <w:p>
       <w:pPr>
+        <w:keepNext/>
         <w:numPr>
           <w:ilvl w:val="0"/>
           <w:numId w:val="1001"/>
         </w:numPr>
         <w:pStyle w:val="Compact"/>
+        <w:spacing w:before="0" w:after="60" w:line="240" w:lineRule="auto"/>
       </w:pPr>
       <w:r>
         <w:rPr>
@@ -315,11 +347,13 @@
     </w:p>
     <w:p>
       <w:pPr>
+        <w:keepNext/>
         <w:numPr>
           <w:ilvl w:val="0"/>
           <w:numId w:val="1001"/>
         </w:numPr>
         <w:pStyle w:val="Compact"/>
+        <w:spacing w:before="0" w:after="60" w:line="240" w:lineRule="auto"/>
       </w:pPr>
       <w:r>
         <w:rPr>
@@ -337,11 +371,13 @@
     </w:p>
     <w:p>
       <w:pPr>
+        <w:keepNext/>
         <w:numPr>
           <w:ilvl w:val="0"/>
           <w:numId w:val="1001"/>
         </w:numPr>
         <w:pStyle w:val="Compact"/>
+        <w:spacing w:before="0" w:after="60" w:line="240" w:lineRule="auto"/>
       </w:pPr>
       <w:r>
         <w:rPr>
@@ -359,11 +395,13 @@
     </w:p>
     <w:p>
       <w:pPr>
+        <w:keepNext/>
         <w:numPr>
           <w:ilvl w:val="0"/>
           <w:numId w:val="1001"/>
         </w:numPr>
         <w:pStyle w:val="Compact"/>
+        <w:spacing w:before="0" w:after="60" w:line="240" w:lineRule="auto"/>
       </w:pPr>
       <w:r>
         <w:rPr>
@@ -381,11 +419,13 @@
     </w:p>
     <w:p>
       <w:pPr>
+        <w:keepNext/>
         <w:numPr>
           <w:ilvl w:val="0"/>
           <w:numId w:val="1001"/>
         </w:numPr>
         <w:pStyle w:val="Compact"/>
+        <w:spacing w:before="0" w:after="60" w:line="240" w:lineRule="auto"/>
       </w:pPr>
       <w:r>
         <w:rPr>
@@ -403,11 +443,13 @@
     </w:p>
     <w:p>
       <w:pPr>
+        <w:keepNext/>
         <w:numPr>
           <w:ilvl w:val="0"/>
           <w:numId w:val="1001"/>
         </w:numPr>
         <w:pStyle w:val="Compact"/>
+        <w:spacing w:before="0" w:after="60" w:line="240" w:lineRule="auto"/>
       </w:pPr>
       <w:r>
         <w:rPr>
@@ -425,11 +467,13 @@
     </w:p>
     <w:p>
       <w:pPr>
+        <w:keepNext/>
         <w:numPr>
           <w:ilvl w:val="0"/>
           <w:numId w:val="1001"/>
         </w:numPr>
         <w:pStyle w:val="Compact"/>
+        <w:spacing w:before="0" w:after="60" w:line="240" w:lineRule="auto"/>
       </w:pPr>
       <w:r>
         <w:rPr>
@@ -447,11 +491,13 @@
     </w:p>
     <w:p>
       <w:pPr>
+        <w:keepNext/>
         <w:numPr>
           <w:ilvl w:val="0"/>
           <w:numId w:val="1001"/>
         </w:numPr>
         <w:pStyle w:val="Compact"/>
+        <w:spacing w:before="0" w:after="60" w:line="240" w:lineRule="auto"/>
       </w:pPr>
       <w:r>
         <w:rPr>
@@ -469,11 +515,13 @@
     </w:p>
     <w:p>
       <w:pPr>
+        <w:keepNext/>
         <w:numPr>
           <w:ilvl w:val="0"/>
           <w:numId w:val="1001"/>
         </w:numPr>
         <w:pStyle w:val="Compact"/>
+        <w:spacing w:before="0" w:after="60" w:line="240" w:lineRule="auto"/>
       </w:pPr>
       <w:r>
         <w:rPr>
@@ -491,11 +539,13 @@
     </w:p>
     <w:p>
       <w:pPr>
+        <w:keepNext/>
         <w:numPr>
           <w:ilvl w:val="0"/>
           <w:numId w:val="1001"/>
         </w:numPr>
         <w:pStyle w:val="Compact"/>
+        <w:spacing w:before="0" w:after="60" w:line="240" w:lineRule="auto"/>
       </w:pPr>
       <w:r>
         <w:rPr>
@@ -513,11 +563,13 @@
     </w:p>
     <w:p>
       <w:pPr>
+        <w:keepNext/>
         <w:numPr>
           <w:ilvl w:val="0"/>
           <w:numId w:val="1001"/>
         </w:numPr>
         <w:pStyle w:val="Compact"/>
+        <w:spacing w:before="0" w:after="60" w:line="240" w:lineRule="auto"/>
       </w:pPr>
       <w:r>
         <w:rPr>
@@ -535,11 +587,13 @@
     </w:p>
     <w:p>
       <w:pPr>
+        <w:keepNext/>
         <w:numPr>
           <w:ilvl w:val="0"/>
           <w:numId w:val="1001"/>
         </w:numPr>
         <w:pStyle w:val="Compact"/>
+        <w:spacing w:before="0" w:after="60" w:line="240" w:lineRule="auto"/>
       </w:pPr>
       <w:r>
         <w:rPr>
@@ -557,11 +611,13 @@
     </w:p>
     <w:p>
       <w:pPr>
+        <w:keepNext/>
         <w:numPr>
           <w:ilvl w:val="0"/>
           <w:numId w:val="1001"/>
         </w:numPr>
         <w:pStyle w:val="Compact"/>
+        <w:spacing w:before="0" w:after="60" w:line="240" w:lineRule="auto"/>
       </w:pPr>
       <w:r>
         <w:rPr>
@@ -579,11 +635,13 @@
     </w:p>
     <w:p>
       <w:pPr>
+        <w:keepNext/>
         <w:numPr>
           <w:ilvl w:val="0"/>
           <w:numId w:val="1001"/>
         </w:numPr>
         <w:pStyle w:val="Compact"/>
+        <w:spacing w:before="0" w:after="60" w:line="240" w:lineRule="auto"/>
       </w:pPr>
       <w:r>
         <w:rPr>
@@ -601,11 +659,13 @@
     </w:p>
     <w:p>
       <w:pPr>
+        <w:keepNext/>
         <w:numPr>
           <w:ilvl w:val="0"/>
           <w:numId w:val="1001"/>
         </w:numPr>
         <w:pStyle w:val="Compact"/>
+        <w:spacing w:before="0" w:after="60" w:line="240" w:lineRule="auto"/>
       </w:pPr>
       <w:r>
         <w:rPr>
@@ -623,11 +683,13 @@
     </w:p>
     <w:p>
       <w:pPr>
+        <w:keepNext/>
         <w:numPr>
           <w:ilvl w:val="0"/>
           <w:numId w:val="1001"/>
         </w:numPr>
         <w:pStyle w:val="Compact"/>
+        <w:spacing w:before="0" w:after="60" w:line="240" w:lineRule="auto"/>
       </w:pPr>
       <w:r>
         <w:rPr>
@@ -645,11 +707,13 @@
     </w:p>
     <w:p>
       <w:pPr>
+        <w:keepNext/>
         <w:numPr>
           <w:ilvl w:val="0"/>
           <w:numId w:val="1001"/>
         </w:numPr>
         <w:pStyle w:val="Compact"/>
+        <w:spacing w:before="0" w:after="60" w:line="240" w:lineRule="auto"/>
       </w:pPr>
       <w:r>
         <w:rPr>
@@ -667,11 +731,13 @@
     </w:p>
     <w:p>
       <w:pPr>
+        <w:keepNext/>
         <w:numPr>
           <w:ilvl w:val="0"/>
           <w:numId w:val="1001"/>
         </w:numPr>
         <w:pStyle w:val="Compact"/>
+        <w:spacing w:before="0" w:after="60" w:line="240" w:lineRule="auto"/>
       </w:pPr>
       <w:r>
         <w:rPr>
@@ -689,11 +755,13 @@
     </w:p>
     <w:p>
       <w:pPr>
+        <w:keepNext/>
         <w:numPr>
           <w:ilvl w:val="0"/>
           <w:numId w:val="1001"/>
         </w:numPr>
         <w:pStyle w:val="Compact"/>
+        <w:spacing w:before="0" w:after="60" w:line="240" w:lineRule="auto"/>
       </w:pPr>
       <w:r>
         <w:rPr>
@@ -714,6 +782,9 @@
     <w:p>
       <w:pPr>
         <w:pStyle w:val="Heading2"/>
+        <w:keepNext/>
+        <w:pageBreakBefore/>
+        <w:spacing w:before="120" w:after="40" w:line="240" w:lineRule="auto"/>
       </w:pPr>
       <w:r>
         <w:t xml:space="preserve">Entry 2 script</w:t>
@@ -722,6 +793,8 @@
     <w:p>
       <w:pPr>
         <w:pStyle w:val="FirstParagraph"/>
+        <w:keepNext/>
+        <w:spacing w:before="0" w:after="60" w:line="240" w:lineRule="auto"/>
       </w:pPr>
       <w:r>
         <w:t xml:space="preserve">E2 Task 3 (4 minutes): the examiner gives each learner two photos. The learner describes them, answers follow-up questions, and compares the two photos.</w:t>
@@ -730,6 +803,8 @@
     <w:p>
       <w:pPr>
         <w:pStyle w:val="BodyText"/>
+        <w:keepNext/>
+        <w:spacing w:before="0" w:after="60" w:line="240" w:lineRule="auto"/>
       </w:pPr>
       <w:r>
         <w:rPr>
@@ -747,11 +822,13 @@
     </w:p>
     <w:p>
       <w:pPr>
-        <w:numPr>
-          <w:ilvl w:val="0"/>
-          <w:numId w:val="1002"/>
-        </w:numPr>
-        <w:pStyle w:val="Compact"/>
+        <w:keepNext/>
+        <w:numPr>
+          <w:ilvl w:val="0"/>
+          <w:numId w:val="1002"/>
+        </w:numPr>
+        <w:pStyle w:val="Compact"/>
+        <w:spacing w:before="0" w:after="60" w:line="240" w:lineRule="auto"/>
       </w:pPr>
       <w:r>
         <w:rPr>
@@ -769,11 +846,13 @@
     </w:p>
     <w:p>
       <w:pPr>
-        <w:numPr>
-          <w:ilvl w:val="0"/>
-          <w:numId w:val="1002"/>
-        </w:numPr>
-        <w:pStyle w:val="Compact"/>
+        <w:keepNext/>
+        <w:numPr>
+          <w:ilvl w:val="0"/>
+          <w:numId w:val="1002"/>
+        </w:numPr>
+        <w:pStyle w:val="Compact"/>
+        <w:spacing w:before="0" w:after="60" w:line="240" w:lineRule="auto"/>
       </w:pPr>
       <w:r>
         <w:rPr>
@@ -791,11 +870,13 @@
     </w:p>
     <w:p>
       <w:pPr>
-        <w:numPr>
-          <w:ilvl w:val="0"/>
-          <w:numId w:val="1002"/>
-        </w:numPr>
-        <w:pStyle w:val="Compact"/>
+        <w:keepNext/>
+        <w:numPr>
+          <w:ilvl w:val="0"/>
+          <w:numId w:val="1002"/>
+        </w:numPr>
+        <w:pStyle w:val="Compact"/>
+        <w:spacing w:before="0" w:after="60" w:line="240" w:lineRule="auto"/>
       </w:pPr>
       <w:r>
         <w:rPr>
@@ -813,11 +894,13 @@
     </w:p>
     <w:p>
       <w:pPr>
-        <w:numPr>
-          <w:ilvl w:val="0"/>
-          <w:numId w:val="1002"/>
-        </w:numPr>
-        <w:pStyle w:val="Compact"/>
+        <w:keepNext/>
+        <w:numPr>
+          <w:ilvl w:val="0"/>
+          <w:numId w:val="1002"/>
+        </w:numPr>
+        <w:pStyle w:val="Compact"/>
+        <w:spacing w:before="0" w:after="60" w:line="240" w:lineRule="auto"/>
       </w:pPr>
       <w:r>
         <w:rPr>
@@ -835,11 +918,13 @@
     </w:p>
     <w:p>
       <w:pPr>
-        <w:numPr>
-          <w:ilvl w:val="0"/>
-          <w:numId w:val="1002"/>
-        </w:numPr>
-        <w:pStyle w:val="Compact"/>
+        <w:keepNext/>
+        <w:numPr>
+          <w:ilvl w:val="0"/>
+          <w:numId w:val="1002"/>
+        </w:numPr>
+        <w:pStyle w:val="Compact"/>
+        <w:spacing w:before="0" w:after="60" w:line="240" w:lineRule="auto"/>
       </w:pPr>
       <w:r>
         <w:rPr>
@@ -857,11 +942,13 @@
     </w:p>
     <w:p>
       <w:pPr>
-        <w:numPr>
-          <w:ilvl w:val="0"/>
-          <w:numId w:val="1002"/>
-        </w:numPr>
-        <w:pStyle w:val="Compact"/>
+        <w:keepNext/>
+        <w:numPr>
+          <w:ilvl w:val="0"/>
+          <w:numId w:val="1002"/>
+        </w:numPr>
+        <w:pStyle w:val="Compact"/>
+        <w:spacing w:before="0" w:after="60" w:line="240" w:lineRule="auto"/>
       </w:pPr>
       <w:r>
         <w:rPr>
@@ -879,11 +966,13 @@
     </w:p>
     <w:p>
       <w:pPr>
-        <w:numPr>
-          <w:ilvl w:val="0"/>
-          <w:numId w:val="1002"/>
-        </w:numPr>
-        <w:pStyle w:val="Compact"/>
+        <w:keepNext/>
+        <w:numPr>
+          <w:ilvl w:val="0"/>
+          <w:numId w:val="1002"/>
+        </w:numPr>
+        <w:pStyle w:val="Compact"/>
+        <w:spacing w:before="0" w:after="60" w:line="240" w:lineRule="auto"/>
       </w:pPr>
       <w:r>
         <w:rPr>
@@ -901,11 +990,13 @@
     </w:p>
     <w:p>
       <w:pPr>
-        <w:numPr>
-          <w:ilvl w:val="0"/>
-          <w:numId w:val="1002"/>
-        </w:numPr>
-        <w:pStyle w:val="Compact"/>
+        <w:keepNext/>
+        <w:numPr>
+          <w:ilvl w:val="0"/>
+          <w:numId w:val="1002"/>
+        </w:numPr>
+        <w:pStyle w:val="Compact"/>
+        <w:spacing w:before="0" w:after="60" w:line="240" w:lineRule="auto"/>
       </w:pPr>
       <w:r>
         <w:rPr>
@@ -923,11 +1014,13 @@
     </w:p>
     <w:p>
       <w:pPr>
-        <w:numPr>
-          <w:ilvl w:val="0"/>
-          <w:numId w:val="1002"/>
-        </w:numPr>
-        <w:pStyle w:val="Compact"/>
+        <w:keepNext/>
+        <w:numPr>
+          <w:ilvl w:val="0"/>
+          <w:numId w:val="1002"/>
+        </w:numPr>
+        <w:pStyle w:val="Compact"/>
+        <w:spacing w:before="0" w:after="60" w:line="240" w:lineRule="auto"/>
       </w:pPr>
       <w:r>
         <w:rPr>
@@ -945,11 +1038,13 @@
     </w:p>
     <w:p>
       <w:pPr>
-        <w:numPr>
-          <w:ilvl w:val="0"/>
-          <w:numId w:val="1002"/>
-        </w:numPr>
-        <w:pStyle w:val="Compact"/>
+        <w:keepNext/>
+        <w:numPr>
+          <w:ilvl w:val="0"/>
+          <w:numId w:val="1002"/>
+        </w:numPr>
+        <w:pStyle w:val="Compact"/>
+        <w:spacing w:before="0" w:after="60" w:line="240" w:lineRule="auto"/>
       </w:pPr>
       <w:r>
         <w:rPr>
@@ -967,11 +1062,13 @@
     </w:p>
     <w:p>
       <w:pPr>
-        <w:numPr>
-          <w:ilvl w:val="0"/>
-          <w:numId w:val="1002"/>
-        </w:numPr>
-        <w:pStyle w:val="Compact"/>
+        <w:keepNext/>
+        <w:numPr>
+          <w:ilvl w:val="0"/>
+          <w:numId w:val="1002"/>
+        </w:numPr>
+        <w:pStyle w:val="Compact"/>
+        <w:spacing w:before="0" w:after="60" w:line="240" w:lineRule="auto"/>
       </w:pPr>
       <w:r>
         <w:rPr>
@@ -989,11 +1086,13 @@
     </w:p>
     <w:p>
       <w:pPr>
-        <w:numPr>
-          <w:ilvl w:val="0"/>
-          <w:numId w:val="1002"/>
-        </w:numPr>
-        <w:pStyle w:val="Compact"/>
+        <w:keepNext/>
+        <w:numPr>
+          <w:ilvl w:val="0"/>
+          <w:numId w:val="1002"/>
+        </w:numPr>
+        <w:pStyle w:val="Compact"/>
+        <w:spacing w:before="0" w:after="60" w:line="240" w:lineRule="auto"/>
       </w:pPr>
       <w:r>
         <w:rPr>
@@ -1011,11 +1110,13 @@
     </w:p>
     <w:p>
       <w:pPr>
-        <w:numPr>
-          <w:ilvl w:val="0"/>
-          <w:numId w:val="1002"/>
-        </w:numPr>
-        <w:pStyle w:val="Compact"/>
+        <w:keepNext/>
+        <w:numPr>
+          <w:ilvl w:val="0"/>
+          <w:numId w:val="1002"/>
+        </w:numPr>
+        <w:pStyle w:val="Compact"/>
+        <w:spacing w:before="0" w:after="60" w:line="240" w:lineRule="auto"/>
       </w:pPr>
       <w:r>
         <w:rPr>
@@ -1033,11 +1134,13 @@
     </w:p>
     <w:p>
       <w:pPr>
-        <w:numPr>
-          <w:ilvl w:val="0"/>
-          <w:numId w:val="1002"/>
-        </w:numPr>
-        <w:pStyle w:val="Compact"/>
+        <w:keepNext/>
+        <w:numPr>
+          <w:ilvl w:val="0"/>
+          <w:numId w:val="1002"/>
+        </w:numPr>
+        <w:pStyle w:val="Compact"/>
+        <w:spacing w:before="0" w:after="60" w:line="240" w:lineRule="auto"/>
       </w:pPr>
       <w:r>
         <w:rPr>
@@ -1055,11 +1158,13 @@
     </w:p>
     <w:p>
       <w:pPr>
-        <w:numPr>
-          <w:ilvl w:val="0"/>
-          <w:numId w:val="1002"/>
-        </w:numPr>
-        <w:pStyle w:val="Compact"/>
+        <w:keepNext/>
+        <w:numPr>
+          <w:ilvl w:val="0"/>
+          <w:numId w:val="1002"/>
+        </w:numPr>
+        <w:pStyle w:val="Compact"/>
+        <w:spacing w:before="0" w:after="60" w:line="240" w:lineRule="auto"/>
       </w:pPr>
       <w:r>
         <w:rPr>
@@ -1077,11 +1182,13 @@
     </w:p>
     <w:p>
       <w:pPr>
-        <w:numPr>
-          <w:ilvl w:val="0"/>
-          <w:numId w:val="1002"/>
-        </w:numPr>
-        <w:pStyle w:val="Compact"/>
+        <w:keepNext/>
+        <w:numPr>
+          <w:ilvl w:val="0"/>
+          <w:numId w:val="1002"/>
+        </w:numPr>
+        <w:pStyle w:val="Compact"/>
+        <w:spacing w:before="0" w:after="60" w:line="240" w:lineRule="auto"/>
       </w:pPr>
       <w:r>
         <w:rPr>
@@ -1099,11 +1206,13 @@
     </w:p>
     <w:p>
       <w:pPr>
-        <w:numPr>
-          <w:ilvl w:val="0"/>
-          <w:numId w:val="1002"/>
-        </w:numPr>
-        <w:pStyle w:val="Compact"/>
+        <w:keepNext/>
+        <w:numPr>
+          <w:ilvl w:val="0"/>
+          <w:numId w:val="1002"/>
+        </w:numPr>
+        <w:pStyle w:val="Compact"/>
+        <w:spacing w:before="0" w:after="60" w:line="240" w:lineRule="auto"/>
       </w:pPr>
       <w:r>
         <w:rPr>
@@ -1121,11 +1230,13 @@
     </w:p>
     <w:p>
       <w:pPr>
-        <w:numPr>
-          <w:ilvl w:val="0"/>
-          <w:numId w:val="1002"/>
-        </w:numPr>
-        <w:pStyle w:val="Compact"/>
+        <w:keepNext/>
+        <w:numPr>
+          <w:ilvl w:val="0"/>
+          <w:numId w:val="1002"/>
+        </w:numPr>
+        <w:pStyle w:val="Compact"/>
+        <w:spacing w:before="0" w:after="60" w:line="240" w:lineRule="auto"/>
       </w:pPr>
       <w:r>
         <w:rPr>
@@ -1143,11 +1254,13 @@
     </w:p>
     <w:p>
       <w:pPr>
-        <w:numPr>
-          <w:ilvl w:val="0"/>
-          <w:numId w:val="1002"/>
-        </w:numPr>
-        <w:pStyle w:val="Compact"/>
+        <w:keepNext/>
+        <w:numPr>
+          <w:ilvl w:val="0"/>
+          <w:numId w:val="1002"/>
+        </w:numPr>
+        <w:pStyle w:val="Compact"/>
+        <w:spacing w:before="0" w:after="60" w:line="240" w:lineRule="auto"/>
       </w:pPr>
       <w:r>
         <w:rPr>
@@ -1165,11 +1278,13 @@
     </w:p>
     <w:p>
       <w:pPr>
-        <w:numPr>
-          <w:ilvl w:val="0"/>
-          <w:numId w:val="1002"/>
-        </w:numPr>
-        <w:pStyle w:val="Compact"/>
+        <w:keepNext/>
+        <w:numPr>
+          <w:ilvl w:val="0"/>
+          <w:numId w:val="1002"/>
+        </w:numPr>
+        <w:pStyle w:val="Compact"/>
+        <w:spacing w:before="0" w:after="60" w:line="240" w:lineRule="auto"/>
       </w:pPr>
       <w:r>
         <w:rPr>
@@ -1187,11 +1302,13 @@
     </w:p>
     <w:p>
       <w:pPr>
-        <w:numPr>
-          <w:ilvl w:val="0"/>
-          <w:numId w:val="1002"/>
-        </w:numPr>
-        <w:pStyle w:val="Compact"/>
+        <w:keepNext/>
+        <w:numPr>
+          <w:ilvl w:val="0"/>
+          <w:numId w:val="1002"/>
+        </w:numPr>
+        <w:pStyle w:val="Compact"/>
+        <w:spacing w:before="0" w:after="60" w:line="240" w:lineRule="auto"/>
       </w:pPr>
       <w:r>
         <w:rPr>
@@ -1209,11 +1326,13 @@
     </w:p>
     <w:p>
       <w:pPr>
-        <w:numPr>
-          <w:ilvl w:val="0"/>
-          <w:numId w:val="1002"/>
-        </w:numPr>
-        <w:pStyle w:val="Compact"/>
+        <w:keepNext/>
+        <w:numPr>
+          <w:ilvl w:val="0"/>
+          <w:numId w:val="1002"/>
+        </w:numPr>
+        <w:pStyle w:val="Compact"/>
+        <w:spacing w:before="0" w:after="60" w:line="240" w:lineRule="auto"/>
       </w:pPr>
       <w:r>
         <w:rPr>
@@ -1231,11 +1350,13 @@
     </w:p>
     <w:p>
       <w:pPr>
-        <w:numPr>
-          <w:ilvl w:val="0"/>
-          <w:numId w:val="1002"/>
-        </w:numPr>
-        <w:pStyle w:val="Compact"/>
+        <w:keepNext/>
+        <w:numPr>
+          <w:ilvl w:val="0"/>
+          <w:numId w:val="1002"/>
+        </w:numPr>
+        <w:pStyle w:val="Compact"/>
+        <w:spacing w:before="0" w:after="60" w:line="240" w:lineRule="auto"/>
       </w:pPr>
       <w:r>
         <w:rPr>
@@ -1253,11 +1374,13 @@
     </w:p>
     <w:p>
       <w:pPr>
-        <w:numPr>
-          <w:ilvl w:val="0"/>
-          <w:numId w:val="1002"/>
-        </w:numPr>
-        <w:pStyle w:val="Compact"/>
+        <w:keepNext/>
+        <w:numPr>
+          <w:ilvl w:val="0"/>
+          <w:numId w:val="1002"/>
+        </w:numPr>
+        <w:pStyle w:val="Compact"/>
+        <w:spacing w:before="0" w:after="60" w:line="240" w:lineRule="auto"/>
       </w:pPr>
       <w:r>
         <w:rPr>
@@ -1275,11 +1398,13 @@
     </w:p>
     <w:p>
       <w:pPr>
-        <w:numPr>
-          <w:ilvl w:val="0"/>
-          <w:numId w:val="1002"/>
-        </w:numPr>
-        <w:pStyle w:val="Compact"/>
+        <w:keepNext/>
+        <w:numPr>
+          <w:ilvl w:val="0"/>
+          <w:numId w:val="1002"/>
+        </w:numPr>
+        <w:pStyle w:val="Compact"/>
+        <w:spacing w:before="0" w:after="60" w:line="240" w:lineRule="auto"/>
       </w:pPr>
       <w:r>
         <w:rPr>
@@ -1297,11 +1422,13 @@
     </w:p>
     <w:p>
       <w:pPr>
-        <w:numPr>
-          <w:ilvl w:val="0"/>
-          <w:numId w:val="1002"/>
-        </w:numPr>
-        <w:pStyle w:val="Compact"/>
+        <w:keepNext/>
+        <w:numPr>
+          <w:ilvl w:val="0"/>
+          <w:numId w:val="1002"/>
+        </w:numPr>
+        <w:pStyle w:val="Compact"/>
+        <w:spacing w:before="0" w:after="60" w:line="240" w:lineRule="auto"/>
       </w:pPr>
       <w:r>
         <w:rPr>
@@ -1319,11 +1446,13 @@
     </w:p>
     <w:p>
       <w:pPr>
-        <w:numPr>
-          <w:ilvl w:val="0"/>
-          <w:numId w:val="1002"/>
-        </w:numPr>
-        <w:pStyle w:val="Compact"/>
+        <w:keepNext/>
+        <w:numPr>
+          <w:ilvl w:val="0"/>
+          <w:numId w:val="1002"/>
+        </w:numPr>
+        <w:pStyle w:val="Compact"/>
+        <w:spacing w:before="0" w:after="60" w:line="240" w:lineRule="auto"/>
       </w:pPr>
       <w:r>
         <w:rPr>
@@ -1341,11 +1470,13 @@
     </w:p>
     <w:p>
       <w:pPr>
-        <w:numPr>
-          <w:ilvl w:val="0"/>
-          <w:numId w:val="1002"/>
-        </w:numPr>
-        <w:pStyle w:val="Compact"/>
+        <w:keepNext/>
+        <w:numPr>
+          <w:ilvl w:val="0"/>
+          <w:numId w:val="1002"/>
+        </w:numPr>
+        <w:pStyle w:val="Compact"/>
+        <w:spacing w:before="0" w:after="60" w:line="240" w:lineRule="auto"/>
       </w:pPr>
       <w:r>
         <w:rPr>
@@ -1363,11 +1494,13 @@
     </w:p>
     <w:p>
       <w:pPr>
-        <w:numPr>
-          <w:ilvl w:val="0"/>
-          <w:numId w:val="1002"/>
-        </w:numPr>
-        <w:pStyle w:val="Compact"/>
+        <w:keepNext/>
+        <w:numPr>
+          <w:ilvl w:val="0"/>
+          <w:numId w:val="1002"/>
+        </w:numPr>
+        <w:pStyle w:val="Compact"/>
+        <w:spacing w:before="0" w:after="60" w:line="240" w:lineRule="auto"/>
       </w:pPr>
       <w:r>
         <w:rPr>
@@ -1385,11 +1518,13 @@
     </w:p>
     <w:p>
       <w:pPr>
-        <w:numPr>
-          <w:ilvl w:val="0"/>
-          <w:numId w:val="1002"/>
-        </w:numPr>
-        <w:pStyle w:val="Compact"/>
+        <w:keepNext/>
+        <w:numPr>
+          <w:ilvl w:val="0"/>
+          <w:numId w:val="1002"/>
+        </w:numPr>
+        <w:pStyle w:val="Compact"/>
+        <w:spacing w:before="0" w:after="60" w:line="240" w:lineRule="auto"/>
       </w:pPr>
       <w:r>
         <w:rPr>
@@ -1407,11 +1542,13 @@
     </w:p>
     <w:p>
       <w:pPr>
-        <w:numPr>
-          <w:ilvl w:val="0"/>
-          <w:numId w:val="1002"/>
-        </w:numPr>
-        <w:pStyle w:val="Compact"/>
+        <w:keepNext/>
+        <w:numPr>
+          <w:ilvl w:val="0"/>
+          <w:numId w:val="1002"/>
+        </w:numPr>
+        <w:pStyle w:val="Compact"/>
+        <w:spacing w:before="0" w:after="60" w:line="240" w:lineRule="auto"/>
       </w:pPr>
       <w:r>
         <w:rPr>
@@ -1429,11 +1566,13 @@
     </w:p>
     <w:p>
       <w:pPr>
-        <w:numPr>
-          <w:ilvl w:val="0"/>
-          <w:numId w:val="1002"/>
-        </w:numPr>
-        <w:pStyle w:val="Compact"/>
+        <w:keepNext/>
+        <w:numPr>
+          <w:ilvl w:val="0"/>
+          <w:numId w:val="1002"/>
+        </w:numPr>
+        <w:pStyle w:val="Compact"/>
+        <w:spacing w:before="0" w:after="60" w:line="240" w:lineRule="auto"/>
       </w:pPr>
       <w:r>
         <w:rPr>
@@ -1451,11 +1590,13 @@
     </w:p>
     <w:p>
       <w:pPr>
-        <w:numPr>
-          <w:ilvl w:val="0"/>
-          <w:numId w:val="1002"/>
-        </w:numPr>
-        <w:pStyle w:val="Compact"/>
+        <w:keepNext/>
+        <w:numPr>
+          <w:ilvl w:val="0"/>
+          <w:numId w:val="1002"/>
+        </w:numPr>
+        <w:pStyle w:val="Compact"/>
+        <w:spacing w:before="0" w:after="60" w:line="240" w:lineRule="auto"/>
       </w:pPr>
       <w:r>
         <w:rPr>
@@ -1475,7 +1616,7 @@
     <w:bookmarkEnd w:id="25"/>
     <w:sectPr>
       <w:pgSz w:h="16838" w:w="11906"/>
-      <w:pgMar w:bottom="1020" w:left="1020" w:right="1020" w:top="1020"/>
+      <w:pgMar w:bottom="680" w:left="737" w:right="737" w:top="680" w:header="340" w:footer="340"/>
     </w:sectPr>
   </w:body>
 </w:document>
